--- a/docs/众源感知解译工具说明.docx
+++ b/docs/众源感知解译工具说明.docx
@@ -123,7 +123,7 @@
                 <w:color w:val="1a1a1a"/>
                 <w:sz w:val="22"/>
               </w:rPr>
-              <w:t>v0.5.1</w:t>
+              <w:t>v0.5.3</w:t>
             </w:r>
           </w:p>
         </w:tc>
@@ -2700,7 +2700,7 @@
                 <w:color w:val="1a1a1a"/>
                 <w:sz w:val="21"/>
               </w:rPr>
-              <w:t>时间戳命名的 .log 文件，含参数、逐文件明细、分类统计与汇总</w:t>
+              <w:t>运行日志_时间戳.log，含参数、逐文件明细、分类统计与汇总</w:t>
             </w:r>
           </w:p>
         </w:tc>
@@ -5706,6 +5706,75 @@
                 <w:sz w:val="21"/>
               </w:rPr>
               <w:t>多为树冠遮挡导致标线断裂所致，属疑似结论，请人工确认</w:t>
+            </w:r>
+          </w:p>
+        </w:tc>
+      </w:tr>
+      <w:tr>
+        <w:trPr/>
+        <w:tc>
+          <w:tcPr>
+            <w:tcW w:w="3654" w:type="dxa"/>
+            <w:tcBorders>
+              <w:top w:val="single" w:color="c9d2de" w:sz="6"/>
+              <w:left w:val="single" w:color="c9d2de" w:sz="6"/>
+              <w:bottom w:val="single" w:color="c9d2de" w:sz="6"/>
+              <w:right w:val="single" w:color="c9d2de" w:sz="6"/>
+            </w:tcBorders>
+            <w:tcMar>
+              <w:top w:w="90" w:type="dxa"/>
+              <w:left w:w="150" w:type="dxa"/>
+              <w:bottom w:w="90" w:type="dxa"/>
+              <w:right w:w="150" w:type="dxa"/>
+            </w:tcMar>
+            <w:vAlign w:val="top"/>
+          </w:tcPr>
+          <w:p>
+            <w:pPr>
+              <w:rPr>
+                <w:color w:val="1a1a1a"/>
+              </w:rPr>
+            </w:pPr>
+            <w:r>
+              <w:rPr>
+                <w:rFonts w:hint="eastAsia" w:ascii="SimSun" w:hAnsi="SimSun" w:eastAsia="SimSun" w:cs="SimSun"/>
+                <w:color w:val="1a1a1a"/>
+                <w:sz w:val="21"/>
+              </w:rPr>
+              <w:t>结果区未显示预览图</w:t>
+            </w:r>
+          </w:p>
+        </w:tc>
+        <w:tc>
+          <w:tcPr>
+            <w:tcW w:w="4652" w:type="dxa"/>
+            <w:tcBorders>
+              <w:top w:val="single" w:color="c9d2de" w:sz="6"/>
+              <w:left w:val="single" w:color="c9d2de" w:sz="6"/>
+              <w:bottom w:val="single" w:color="c9d2de" w:sz="6"/>
+              <w:right w:val="single" w:color="c9d2de" w:sz="6"/>
+            </w:tcBorders>
+            <w:tcMar>
+              <w:top w:w="90" w:type="dxa"/>
+              <w:left w:w="150" w:type="dxa"/>
+              <w:bottom w:w="90" w:type="dxa"/>
+              <w:right w:w="150" w:type="dxa"/>
+            </w:tcMar>
+            <w:vAlign w:val="top"/>
+          </w:tcPr>
+          <w:p>
+            <w:pPr>
+              <w:rPr>
+                <w:color w:val="1a1a1a"/>
+              </w:rPr>
+            </w:pPr>
+            <w:r>
+              <w:rPr>
+                <w:rFonts w:hint="eastAsia" w:ascii="SimSun" w:hAnsi="SimSun" w:eastAsia="SimSun" w:cs="SimSun"/>
+                <w:color w:val="1a1a1a"/>
+                <w:sz w:val="21"/>
+              </w:rPr>
+              <w:t>任务完成后结果区保留单张预览图；若提示加载失败，可直接打开输出目录查看已生成的预览图文件</w:t>
             </w:r>
           </w:p>
         </w:tc>

--- a/docs/众源感知解译工具说明.docx
+++ b/docs/众源感知解译工具说明.docx
@@ -123,7 +123,7 @@
                 <w:color w:val="1a1a1a"/>
                 <w:sz w:val="22"/>
               </w:rPr>
-              <w:t>v0.5.3</w:t>
+              <w:t>v0.5.4</w:t>
             </w:r>
           </w:p>
         </w:tc>
@@ -4490,6 +4490,25 @@
     </w:p>
     <w:p>
       <w:pPr>
+        <w:spacing w:before="0" w:after="150" w:line="408"/>
+        <w:ind w:left="0" w:right="0" w:firstLine="480"/>
+        <w:jc w:val="both"/>
+        <w:rPr>
+          <w:color w:val="1a1a1a"/>
+        </w:rPr>
+      </w:pPr>
+      <w:r>
+        <w:rPr>
+          <w:rFonts w:hint="eastAsia" w:ascii="SimHei" w:hAnsi="SimHei" w:eastAsia="SimHei" w:cs="SimHei"/>
+          <w:b w:val="1"/>
+          <w:color w:val="1a1a1a"/>
+          <w:sz w:val="24"/>
+        </w:rPr>
+        <w:t>退出确认。点击窗口关闭按钮时，工具先弹出系统确认提示，不会立即退出。提示中同时说明：如仍有任务正在运行，退出将中断当前任务。选择「取消」返回工作界面，选择「退出」才真正关闭程序。</w:t>
+      </w:r>
+    </w:p>
+    <w:p>
+      <w:pPr>
         <w:pStyle w:val="000004"/>
         <w:keepNext w:val="1"/>
         <w:keepLines w:val="1"/>
@@ -5775,6 +5794,75 @@
                 <w:sz w:val="21"/>
               </w:rPr>
               <w:t>任务完成后结果区保留单张预览图；若提示加载失败，可直接打开输出目录查看已生成的预览图文件</w:t>
+            </w:r>
+          </w:p>
+        </w:tc>
+      </w:tr>
+      <w:tr>
+        <w:trPr/>
+        <w:tc>
+          <w:tcPr>
+            <w:tcW w:w="3654" w:type="dxa"/>
+            <w:tcBorders>
+              <w:top w:val="single" w:color="c9d2de" w:sz="6"/>
+              <w:left w:val="single" w:color="c9d2de" w:sz="6"/>
+              <w:bottom w:val="single" w:color="c9d2de" w:sz="6"/>
+              <w:right w:val="single" w:color="c9d2de" w:sz="6"/>
+            </w:tcBorders>
+            <w:tcMar>
+              <w:top w:w="90" w:type="dxa"/>
+              <w:left w:w="150" w:type="dxa"/>
+              <w:bottom w:w="90" w:type="dxa"/>
+              <w:right w:w="150" w:type="dxa"/>
+            </w:tcMar>
+            <w:vAlign w:val="top"/>
+          </w:tcPr>
+          <w:p>
+            <w:pPr>
+              <w:rPr>
+                <w:color w:val="1a1a1a"/>
+              </w:rPr>
+            </w:pPr>
+            <w:r>
+              <w:rPr>
+                <w:rFonts w:hint="eastAsia" w:ascii="SimSun" w:hAnsi="SimSun" w:eastAsia="SimSun" w:cs="SimSun"/>
+                <w:color w:val="1a1a1a"/>
+                <w:sz w:val="21"/>
+              </w:rPr>
+              <w:t>点关闭按钮后程序未退出</w:t>
+            </w:r>
+          </w:p>
+        </w:tc>
+        <w:tc>
+          <w:tcPr>
+            <w:tcW w:w="4652" w:type="dxa"/>
+            <w:tcBorders>
+              <w:top w:val="single" w:color="c9d2de" w:sz="6"/>
+              <w:left w:val="single" w:color="c9d2de" w:sz="6"/>
+              <w:bottom w:val="single" w:color="c9d2de" w:sz="6"/>
+              <w:right w:val="single" w:color="c9d2de" w:sz="6"/>
+            </w:tcBorders>
+            <w:tcMar>
+              <w:top w:w="90" w:type="dxa"/>
+              <w:left w:w="150" w:type="dxa"/>
+              <w:bottom w:w="90" w:type="dxa"/>
+              <w:right w:w="150" w:type="dxa"/>
+            </w:tcMar>
+            <w:vAlign w:val="top"/>
+          </w:tcPr>
+          <w:p>
+            <w:pPr>
+              <w:rPr>
+                <w:color w:val="1a1a1a"/>
+              </w:rPr>
+            </w:pPr>
+            <w:r>
+              <w:rPr>
+                <w:rFonts w:hint="eastAsia" w:ascii="SimSun" w:hAnsi="SimSun" w:eastAsia="SimSun" w:cs="SimSun"/>
+                <w:color w:val="1a1a1a"/>
+                <w:sz w:val="21"/>
+              </w:rPr>
+              <w:t>弹出的是退出确认提示，选择「退出」才关闭程序；选择「取消」可返回继续操作</w:t>
             </w:r>
           </w:p>
         </w:tc>
